--- a/template_tidak_lolos.docx
+++ b/template_tidak_lolos.docx
@@ -5,7 +5,7 @@
     <w:p>
       <w:pPr>
         <w:pStyle w:val="BodyText"/>
-        <w:ind w:left="142"/>
+        <w:ind w:firstLine="151"/>
         <w:rPr>
           <w:sz w:val="20"/>
           <w:szCs w:val="20"/>
@@ -17,16 +17,16 @@
           <w:lang w:val="en-US"/>
         </w:rPr>
         <w:drawing>
-          <wp:anchor distT="0" distB="0" distL="114300" distR="114300" simplePos="0" relativeHeight="251670528" behindDoc="0" locked="0" layoutInCell="1" allowOverlap="1" wp14:anchorId="3C5FF05F" wp14:editId="51154EC6">
+          <wp:anchor distT="0" distB="0" distL="114300" distR="114300" simplePos="0" relativeHeight="251670528" behindDoc="0" locked="0" layoutInCell="1" allowOverlap="1" wp14:anchorId="3C5FF05F" wp14:editId="08844BE8">
             <wp:simplePos x="0" y="0"/>
             <wp:positionH relativeFrom="column">
-              <wp:posOffset>4326476</wp:posOffset>
+              <wp:posOffset>4625340</wp:posOffset>
             </wp:positionH>
             <wp:positionV relativeFrom="paragraph">
-              <wp:posOffset>-567083</wp:posOffset>
+              <wp:posOffset>-274320</wp:posOffset>
             </wp:positionV>
-            <wp:extent cx="1737360" cy="1944370"/>
-            <wp:effectExtent l="0" t="0" r="0" b="0"/>
+            <wp:extent cx="1409700" cy="1577669"/>
+            <wp:effectExtent l="0" t="0" r="0" b="3810"/>
             <wp:wrapNone/>
             <wp:docPr id="81" name="Picture 81"/>
             <wp:cNvGraphicFramePr>
@@ -54,7 +54,7 @@
                   <pic:spPr>
                     <a:xfrm>
                       <a:off x="0" y="0"/>
-                      <a:ext cx="1737360" cy="1944370"/>
+                      <a:ext cx="1409700" cy="1577669"/>
                     </a:xfrm>
                     <a:prstGeom prst="rect">
                       <a:avLst/>
@@ -63,33 +63,15 @@
                 </pic:pic>
               </a:graphicData>
             </a:graphic>
+            <wp14:sizeRelH relativeFrom="margin">
+              <wp14:pctWidth>0</wp14:pctWidth>
+            </wp14:sizeRelH>
+            <wp14:sizeRelV relativeFrom="margin">
+              <wp14:pctHeight>0</wp14:pctHeight>
+            </wp14:sizeRelV>
           </wp:anchor>
         </w:drawing>
       </w:r>
-      <w:r>
-        <w:rPr>
-          <w:noProof/>
-          <w:lang w:val="en-US"/>
-        </w:rPr>
-        <w:t>{{TANGGAL}}</w:t>
-      </w:r>
-      <w:r>
-        <w:rPr>
-          <w:sz w:val="20"/>
-          <w:szCs w:val="20"/>
-        </w:rPr>
-        <w:t xml:space="preserve"> </w:t>
-      </w:r>
-    </w:p>
-    <w:p>
-      <w:pPr>
-        <w:pStyle w:val="BodyText"/>
-        <w:ind w:left="142"/>
-        <w:rPr>
-          <w:sz w:val="20"/>
-          <w:szCs w:val="20"/>
-        </w:rPr>
-      </w:pPr>
       <w:r>
         <w:rPr>
           <w:sz w:val="20"/>
@@ -414,7 +396,7 @@
                 <w:sz w:val="20"/>
                 <w:szCs w:val="20"/>
               </w:rPr>
-              <w:t>{{KETERANGAN_REKOMENDASI}}</w:t>
+              <w:t>{{KETERANGAN_REKOMENDASI</w:t>
             </w:r>
             <w:r>
               <w:rPr>
@@ -423,7 +405,7 @@
                 <w:sz w:val="20"/>
                 <w:szCs w:val="20"/>
               </w:rPr>
-              <w:t xml:space="preserve"> </w:t>
+              <w:t>_KAPITAL</w:t>
             </w:r>
             <w:r>
               <w:rPr>
@@ -432,7 +414,61 @@
                 <w:sz w:val="20"/>
                 <w:szCs w:val="20"/>
               </w:rPr>
-              <w:t>{{AREA}} – {{REG}}</w:t>
+              <w:t>}}</w:t>
+            </w:r>
+            <w:r>
+              <w:rPr>
+                <w:rFonts w:ascii="Arial" w:hAnsi="Arial"/>
+                <w:b/>
+                <w:sz w:val="20"/>
+                <w:szCs w:val="20"/>
+              </w:rPr>
+              <w:t xml:space="preserve"> </w:t>
+            </w:r>
+            <w:r>
+              <w:rPr>
+                <w:rFonts w:ascii="Arial" w:hAnsi="Arial"/>
+                <w:b/>
+                <w:sz w:val="20"/>
+                <w:szCs w:val="20"/>
+              </w:rPr>
+              <w:t>{{AREA</w:t>
+            </w:r>
+            <w:r>
+              <w:rPr>
+                <w:rFonts w:ascii="Arial" w:hAnsi="Arial"/>
+                <w:b/>
+                <w:sz w:val="20"/>
+                <w:szCs w:val="20"/>
+              </w:rPr>
+              <w:t>_KAPITAL</w:t>
+            </w:r>
+            <w:r>
+              <w:rPr>
+                <w:rFonts w:ascii="Arial" w:hAnsi="Arial"/>
+                <w:b/>
+                <w:sz w:val="20"/>
+                <w:szCs w:val="20"/>
+              </w:rPr>
+              <w:t>}} – {{REG</w:t>
+            </w:r>
+            <w:r>
+              <w:rPr>
+                <w:rFonts w:ascii="Arial" w:hAnsi="Arial"/>
+                <w:b/>
+                <w:sz w:val="20"/>
+                <w:szCs w:val="20"/>
+              </w:rPr>
+              <w:t>_KAPITAL</w:t>
+            </w:r>
+            <w:r>
+              <w:rPr>
+                <w:rFonts w:ascii="Arial" w:hAnsi="Arial"/>
+                <w:b/>
+                <w:sz w:val="20"/>
+                <w:szCs w:val="20"/>
+              </w:rPr>
+              <w:t>}}</w:t>
             </w:r>
           </w:p>
         </w:tc>
@@ -626,7 +662,133 @@
                 <w:szCs w:val="20"/>
                 <w:lang w:val="en-US"/>
               </w:rPr>
-              <w:t>Memo CRG No.06/619A-1/CRG Tanggal 02 Juli 2026 Perihal Penyampaian Kuota Low Side Override (LSO) Pembiayaan Mitraguna &amp; Pensiun Bulan Juli 2026.</w:t>
+              <w:t xml:space="preserve">Memo CRG No.06/619A-1/CRG </w:t>
+            </w:r>
+            <w:proofErr w:type="spellStart"/>
+            <w:r>
+              <w:rPr>
+                <w:sz w:val="16"/>
+                <w:szCs w:val="20"/>
+                <w:lang w:val="en-US"/>
+              </w:rPr>
+              <w:t>Tanggal</w:t>
+            </w:r>
+            <w:proofErr w:type="spellEnd"/>
+            <w:r>
+              <w:rPr>
+                <w:sz w:val="16"/>
+                <w:szCs w:val="20"/>
+                <w:lang w:val="en-US"/>
+              </w:rPr>
+              <w:t xml:space="preserve"> 02 Juli 2026 </w:t>
+            </w:r>
+            <w:proofErr w:type="spellStart"/>
+            <w:r>
+              <w:rPr>
+                <w:sz w:val="16"/>
+                <w:szCs w:val="20"/>
+                <w:lang w:val="en-US"/>
+              </w:rPr>
+              <w:t>Perihal</w:t>
+            </w:r>
+            <w:proofErr w:type="spellEnd"/>
+            <w:r>
+              <w:rPr>
+                <w:sz w:val="16"/>
+                <w:szCs w:val="20"/>
+                <w:lang w:val="en-US"/>
+              </w:rPr>
+              <w:t xml:space="preserve"> </w:t>
+            </w:r>
+            <w:proofErr w:type="spellStart"/>
+            <w:r>
+              <w:rPr>
+                <w:sz w:val="16"/>
+                <w:szCs w:val="20"/>
+                <w:lang w:val="en-US"/>
+              </w:rPr>
+              <w:t>Penyampaian</w:t>
+            </w:r>
+            <w:proofErr w:type="spellEnd"/>
+            <w:r>
+              <w:rPr>
+                <w:sz w:val="16"/>
+                <w:szCs w:val="20"/>
+                <w:lang w:val="en-US"/>
+              </w:rPr>
+              <w:t xml:space="preserve"> </w:t>
+            </w:r>
+            <w:proofErr w:type="spellStart"/>
+            <w:r>
+              <w:rPr>
+                <w:sz w:val="16"/>
+                <w:szCs w:val="20"/>
+                <w:lang w:val="en-US"/>
+              </w:rPr>
+              <w:t>Kuota</w:t>
+            </w:r>
+            <w:proofErr w:type="spellEnd"/>
+            <w:r>
+              <w:rPr>
+                <w:sz w:val="16"/>
+                <w:szCs w:val="20"/>
+                <w:lang w:val="en-US"/>
+              </w:rPr>
+              <w:t xml:space="preserve"> Low Side Override (LSO) </w:t>
+            </w:r>
+            <w:proofErr w:type="spellStart"/>
+            <w:r>
+              <w:rPr>
+                <w:sz w:val="16"/>
+                <w:szCs w:val="20"/>
+                <w:lang w:val="en-US"/>
+              </w:rPr>
+              <w:t>Pembiayaan</w:t>
+            </w:r>
+            <w:proofErr w:type="spellEnd"/>
+            <w:r>
+              <w:rPr>
+                <w:sz w:val="16"/>
+                <w:szCs w:val="20"/>
+                <w:lang w:val="en-US"/>
+              </w:rPr>
+              <w:t xml:space="preserve"> </w:t>
+            </w:r>
+            <w:proofErr w:type="spellStart"/>
+            <w:r>
+              <w:rPr>
+                <w:sz w:val="16"/>
+                <w:szCs w:val="20"/>
+                <w:lang w:val="en-US"/>
+              </w:rPr>
+              <w:t>Mitraguna</w:t>
+            </w:r>
+            <w:proofErr w:type="spellEnd"/>
+            <w:r>
+              <w:rPr>
+                <w:sz w:val="16"/>
+                <w:szCs w:val="20"/>
+                <w:lang w:val="en-US"/>
+              </w:rPr>
+              <w:t xml:space="preserve"> &amp; </w:t>
+            </w:r>
+            <w:proofErr w:type="spellStart"/>
+            <w:r>
+              <w:rPr>
+                <w:sz w:val="16"/>
+                <w:szCs w:val="20"/>
+                <w:lang w:val="en-US"/>
+              </w:rPr>
+              <w:t>Pensiun</w:t>
+            </w:r>
+            <w:proofErr w:type="spellEnd"/>
+            <w:r>
+              <w:rPr>
+                <w:sz w:val="16"/>
+                <w:szCs w:val="20"/>
+                <w:lang w:val="en-US"/>
+              </w:rPr>
+              <w:t xml:space="preserve"> Bulan Juli 2026.</w:t>
             </w:r>
           </w:p>
           <w:p>
@@ -654,7 +816,169 @@
                 <w:szCs w:val="20"/>
                 <w:lang w:val="en-US"/>
               </w:rPr>
-              <w:t>Surat CF2 No.06/2077-3/CF2 Tanggal 07 Juli 2026 Perihal Mekanisme Pemrosesan Nasabah dengan Status Scoring Not Recommended Pembiayaan Mitraguna Berkah dan Pra/ Pensiun Berkah Bulan Juli 2026.</w:t>
+              <w:t xml:space="preserve">Surat CF2 No.06/2077-3/CF2 </w:t>
+            </w:r>
+            <w:proofErr w:type="spellStart"/>
+            <w:r>
+              <w:rPr>
+                <w:sz w:val="16"/>
+                <w:szCs w:val="20"/>
+                <w:lang w:val="en-US"/>
+              </w:rPr>
+              <w:t>Tanggal</w:t>
+            </w:r>
+            <w:proofErr w:type="spellEnd"/>
+            <w:r>
+              <w:rPr>
+                <w:sz w:val="16"/>
+                <w:szCs w:val="20"/>
+                <w:lang w:val="en-US"/>
+              </w:rPr>
+              <w:t xml:space="preserve"> 07 Juli 2026 </w:t>
+            </w:r>
+            <w:proofErr w:type="spellStart"/>
+            <w:r>
+              <w:rPr>
+                <w:sz w:val="16"/>
+                <w:szCs w:val="20"/>
+                <w:lang w:val="en-US"/>
+              </w:rPr>
+              <w:t>Perihal</w:t>
+            </w:r>
+            <w:proofErr w:type="spellEnd"/>
+            <w:r>
+              <w:rPr>
+                <w:sz w:val="16"/>
+                <w:szCs w:val="20"/>
+                <w:lang w:val="en-US"/>
+              </w:rPr>
+              <w:t xml:space="preserve"> </w:t>
+            </w:r>
+            <w:proofErr w:type="spellStart"/>
+            <w:r>
+              <w:rPr>
+                <w:sz w:val="16"/>
+                <w:szCs w:val="20"/>
+                <w:lang w:val="en-US"/>
+              </w:rPr>
+              <w:t>Mekanisme</w:t>
+            </w:r>
+            <w:proofErr w:type="spellEnd"/>
+            <w:r>
+              <w:rPr>
+                <w:sz w:val="16"/>
+                <w:szCs w:val="20"/>
+                <w:lang w:val="en-US"/>
+              </w:rPr>
+              <w:t xml:space="preserve"> </w:t>
+            </w:r>
+            <w:proofErr w:type="spellStart"/>
+            <w:r>
+              <w:rPr>
+                <w:sz w:val="16"/>
+                <w:szCs w:val="20"/>
+                <w:lang w:val="en-US"/>
+              </w:rPr>
+              <w:t>Pemrosesan</w:t>
+            </w:r>
+            <w:proofErr w:type="spellEnd"/>
+            <w:r>
+              <w:rPr>
+                <w:sz w:val="16"/>
+                <w:szCs w:val="20"/>
+                <w:lang w:val="en-US"/>
+              </w:rPr>
+              <w:t xml:space="preserve"> </w:t>
+            </w:r>
+            <w:proofErr w:type="spellStart"/>
+            <w:r>
+              <w:rPr>
+                <w:sz w:val="16"/>
+                <w:szCs w:val="20"/>
+                <w:lang w:val="en-US"/>
+              </w:rPr>
+              <w:t>Nasabah</w:t>
+            </w:r>
+            <w:proofErr w:type="spellEnd"/>
+            <w:r>
+              <w:rPr>
+                <w:sz w:val="16"/>
+                <w:szCs w:val="20"/>
+                <w:lang w:val="en-US"/>
+              </w:rPr>
+              <w:t xml:space="preserve"> </w:t>
+            </w:r>
+            <w:proofErr w:type="spellStart"/>
+            <w:r>
+              <w:rPr>
+                <w:sz w:val="16"/>
+                <w:szCs w:val="20"/>
+                <w:lang w:val="en-US"/>
+              </w:rPr>
+              <w:t>dengan</w:t>
+            </w:r>
+            <w:proofErr w:type="spellEnd"/>
+            <w:r>
+              <w:rPr>
+                <w:sz w:val="16"/>
+                <w:szCs w:val="20"/>
+                <w:lang w:val="en-US"/>
+              </w:rPr>
+              <w:t xml:space="preserve"> Status Scoring Not Recommended </w:t>
+            </w:r>
+            <w:proofErr w:type="spellStart"/>
+            <w:r>
+              <w:rPr>
+                <w:sz w:val="16"/>
+                <w:szCs w:val="20"/>
+                <w:lang w:val="en-US"/>
+              </w:rPr>
+              <w:t>Pembiayaan</w:t>
+            </w:r>
+            <w:proofErr w:type="spellEnd"/>
+            <w:r>
+              <w:rPr>
+                <w:sz w:val="16"/>
+                <w:szCs w:val="20"/>
+                <w:lang w:val="en-US"/>
+              </w:rPr>
+              <w:t xml:space="preserve"> </w:t>
+            </w:r>
+            <w:proofErr w:type="spellStart"/>
+            <w:r>
+              <w:rPr>
+                <w:sz w:val="16"/>
+                <w:szCs w:val="20"/>
+                <w:lang w:val="en-US"/>
+              </w:rPr>
+              <w:t>Mitraguna</w:t>
+            </w:r>
+            <w:proofErr w:type="spellEnd"/>
+            <w:r>
+              <w:rPr>
+                <w:sz w:val="16"/>
+                <w:szCs w:val="20"/>
+                <w:lang w:val="en-US"/>
+              </w:rPr>
+              <w:t xml:space="preserve"> Berkah dan Pra/ </w:t>
+            </w:r>
+            <w:proofErr w:type="spellStart"/>
+            <w:r>
+              <w:rPr>
+                <w:sz w:val="16"/>
+                <w:szCs w:val="20"/>
+                <w:lang w:val="en-US"/>
+              </w:rPr>
+              <w:t>Pensiun</w:t>
+            </w:r>
+            <w:proofErr w:type="spellEnd"/>
+            <w:r>
+              <w:rPr>
+                <w:sz w:val="16"/>
+                <w:szCs w:val="20"/>
+                <w:lang w:val="en-US"/>
+              </w:rPr>
+              <w:t xml:space="preserve"> Berkah Bulan Juli 2026.</w:t>
             </w:r>
           </w:p>
           <w:p>
@@ -680,7 +1004,43 @@
                 <w:szCs w:val="20"/>
                 <w:lang w:val="en-US"/>
               </w:rPr>
-              <w:t>Manual Produk (MP) Mitraguna Berkah.</w:t>
+              <w:t xml:space="preserve">Manual </w:t>
+            </w:r>
+            <w:proofErr w:type="spellStart"/>
+            <w:r>
+              <w:rPr>
+                <w:sz w:val="16"/>
+                <w:szCs w:val="20"/>
+                <w:lang w:val="en-US"/>
+              </w:rPr>
+              <w:t>Produk</w:t>
+            </w:r>
+            <w:proofErr w:type="spellEnd"/>
+            <w:r>
+              <w:rPr>
+                <w:sz w:val="16"/>
+                <w:szCs w:val="20"/>
+                <w:lang w:val="en-US"/>
+              </w:rPr>
+              <w:t xml:space="preserve"> (MP) </w:t>
+            </w:r>
+            <w:proofErr w:type="spellStart"/>
+            <w:r>
+              <w:rPr>
+                <w:sz w:val="16"/>
+                <w:szCs w:val="20"/>
+                <w:lang w:val="en-US"/>
+              </w:rPr>
+              <w:t>Mitraguna</w:t>
+            </w:r>
+            <w:proofErr w:type="spellEnd"/>
+            <w:r>
+              <w:rPr>
+                <w:sz w:val="16"/>
+                <w:szCs w:val="20"/>
+                <w:lang w:val="en-US"/>
+              </w:rPr>
+              <w:t xml:space="preserve"> Berkah.</w:t>
             </w:r>
           </w:p>
         </w:tc>

--- a/template_tidak_lolos.docx
+++ b/template_tidak_lolos.docx
@@ -205,7 +205,7 @@
           <w:sz w:val="20"/>
           <w:szCs w:val="20"/>
         </w:rPr>
-        <w:t>{{AREA_NAMA}}</w:t>
+        <w:t>{{AREA}}</w:t>
       </w:r>
     </w:p>
     <w:p>
@@ -223,7 +223,21 @@
           <w:sz w:val="20"/>
           <w:szCs w:val="20"/>
         </w:rPr>
-        <w:t>{{ALAMAT_AREA}}</w:t>
+        <w:t>{{</w:t>
+      </w:r>
+      <w:r>
+        <w:rPr>
+          <w:sz w:val="20"/>
+          <w:szCs w:val="20"/>
+        </w:rPr>
+        <w:t>NAMA_JALAN</w:t>
+      </w:r>
+      <w:r>
+        <w:rPr>
+          <w:sz w:val="20"/>
+          <w:szCs w:val="20"/>
+        </w:rPr>
+        <w:t>}}</w:t>
       </w:r>
     </w:p>
     <w:p>
@@ -396,25 +410,7 @@
                 <w:sz w:val="20"/>
                 <w:szCs w:val="20"/>
               </w:rPr>
-              <w:t>{{KETERANGAN_REKOMENDASI</w:t>
-            </w:r>
-            <w:r>
-              <w:rPr>
-                <w:rFonts w:ascii="Arial" w:hAnsi="Arial"/>
-                <w:b/>
-                <w:sz w:val="20"/>
-                <w:szCs w:val="20"/>
-              </w:rPr>
-              <w:t>_KAPITAL</w:t>
-            </w:r>
-            <w:r>
-              <w:rPr>
-                <w:rFonts w:ascii="Arial" w:hAnsi="Arial"/>
-                <w:b/>
-                <w:sz w:val="20"/>
-                <w:szCs w:val="20"/>
-              </w:rPr>
-              <w:t>}}</w:t>
+              <w:t>NOT RECOMMENDED</w:t>
             </w:r>
             <w:r>
               <w:rPr>
@@ -557,7 +553,21 @@
                 <w:sz w:val="16"/>
                 <w:szCs w:val="20"/>
               </w:rPr>
-              <w:t>{{NO_SURAT_CF2}}</w:t>
+              <w:t>{{NO_SURAT_</w:t>
+            </w:r>
+            <w:r>
+              <w:rPr>
+                <w:sz w:val="16"/>
+                <w:szCs w:val="20"/>
+              </w:rPr>
+              <w:t>CABANG</w:t>
+            </w:r>
+            <w:r>
+              <w:rPr>
+                <w:sz w:val="16"/>
+                <w:szCs w:val="20"/>
+              </w:rPr>
+              <w:t>}}</w:t>
             </w:r>
             <w:r>
               <w:rPr>
@@ -585,14 +595,7 @@
                 <w:sz w:val="16"/>
                 <w:szCs w:val="20"/>
               </w:rPr>
-              <w:t>2026</w:t>
-            </w:r>
-            <w:r>
-              <w:rPr>
-                <w:sz w:val="16"/>
-                <w:szCs w:val="20"/>
-              </w:rPr>
-              <w:t xml:space="preserve"> Perihal Permohonan </w:t>
+              <w:t xml:space="preserve">Perihal Permohonan </w:t>
             </w:r>
             <w:r>
               <w:rPr>
@@ -606,7 +609,14 @@
                 <w:sz w:val="16"/>
                 <w:szCs w:val="20"/>
               </w:rPr>
-              <w:t xml:space="preserve">{{KETERANGAN_REKOMENDASI}} </w:t>
+              <w:t>Tidak Direkomendasikan</w:t>
+            </w:r>
+            <w:r>
+              <w:rPr>
+                <w:sz w:val="16"/>
+                <w:szCs w:val="20"/>
+              </w:rPr>
+              <w:t xml:space="preserve"> </w:t>
             </w:r>
             <w:r>
               <w:rPr>
@@ -1075,7 +1085,25 @@
           <w:sz w:val="20"/>
           <w:szCs w:val="20"/>
         </w:rPr>
-        <w:t>Assalaamu’alaykum</w:t>
+        <w:t>Assalaamu’ala</w:t>
+      </w:r>
+      <w:r>
+        <w:rPr>
+          <w:rFonts w:ascii="Arial" w:hAnsi="Arial"/>
+          <w:i/>
+          <w:sz w:val="20"/>
+          <w:szCs w:val="20"/>
+        </w:rPr>
+        <w:t>i</w:t>
+      </w:r>
+      <w:r>
+        <w:rPr>
+          <w:rFonts w:ascii="Arial" w:hAnsi="Arial"/>
+          <w:i/>
+          <w:sz w:val="20"/>
+          <w:szCs w:val="20"/>
+        </w:rPr>
+        <w:t>kum</w:t>
       </w:r>
       <w:r>
         <w:rPr>
@@ -1179,7 +1207,7 @@
           <w:sz w:val="20"/>
           <w:szCs w:val="20"/>
         </w:rPr>
-        <w:t>{{AREA_NAMA}}</w:t>
+        <w:t>{{AREA}}</w:t>
       </w:r>
       <w:r>
         <w:rPr>
@@ -1251,7 +1279,7 @@
           <w:sz w:val="20"/>
           <w:szCs w:val="20"/>
         </w:rPr>
-        <w:t>{{KETERANGAN_REKOMENDASI}}</w:t>
+        <w:t>Tidak Direkomendasikan</w:t>
       </w:r>
       <w:r>
         <w:rPr>
